--- a/제출서류_10종/03_설계변경 확인서.docx
+++ b/제출서류_10종/03_설계변경 확인서.docx
@@ -91,7 +91,7 @@
           <w:sz w:val="22"/>
           <w:szCs w:val="22"/>
         </w:rPr>
-        <w:t xml:space="preserve">작성일 : [                    ]</w:t>
+        <w:t xml:space="preserve">작성일 : 2026년 10월 31일</w:t>
       </w:r>
     </w:p>
     <w:p>
